--- a/Documentacion/Informes/2026-07-13-cer-suite-cl-local-distributor/Informe_Analisis_DIFFs_2026-07-13.docx
+++ b/Documentacion/Informes/2026-07-13-cer-suite-cl-local-distributor/Informe_Analisis_DIFFs_2026-07-13.docx
@@ -4,26 +4,2059 @@
   <w:body>
     <w:p>
       <w:pPr>
-        <w:pStyle w:val="Heading1"/>
+        <w:spacing w:after="120"/>
+      </w:pPr>
+      <w:r>
+        <w:t>La rama revisada fue: cer-suite-cl-local-distributor</w:t>
+      </w:r>
+    </w:p>
+    <w:p>
+      <w:pPr>
+        <w:spacing w:after="120"/>
+      </w:pPr>
+      <w:r>
+        <w:t>A continuación se presenta la evaluación técnica (SIMULADA LOCAL) de los archivos de diferencias (diffs).</w:t>
+      </w:r>
+    </w:p>
+    <w:p>
+      <w:pPr>
+        <w:pStyle w:val="Heading3"/>
         <w:keepNext/>
         <w:spacing w:before="240" w:after="120"/>
       </w:pPr>
       <w:r>
         <w:rPr>
           <w:color w:val="1F497D"/>
-          <w:sz w:val="32"/>
+          <w:sz w:val="22"/>
         </w:rPr>
-        <w:t>Reporte de Auditoría de Commits</w:t>
+        <w:t>1. Auditoría de Cambios en Módulo (Commit 1a8cc240)</w:t>
       </w:r>
     </w:p>
     <w:p>
       <w:pPr>
         <w:spacing w:after="120"/>
       </w:pPr>
+      <w:r/>
       <w:r>
-        <w:t>No se encontraron commits en el período especificado (últimos 3 días) para el repositorio `cer-suite-cl-local-distributor`.</w:t>
+        <w:rPr>
+          <w:b/>
+        </w:rPr>
+        <w:t>Técnico Responsable:</w:t>
+      </w:r>
+      <w:r>
+        <w:t xml:space="preserve"> Alex Fajardo</w:t>
       </w:r>
     </w:p>
+    <w:p>
+      <w:pPr>
+        <w:spacing w:after="120"/>
+      </w:pPr>
+      <w:r/>
+      <w:r>
+        <w:rPr>
+          <w:b/>
+        </w:rPr>
+        <w:t>Fecha del Cambio:</w:t>
+      </w:r>
+      <w:r>
+        <w:t xml:space="preserve"> 08/07/2026</w:t>
+      </w:r>
+    </w:p>
+    <w:p>
+      <w:pPr>
+        <w:spacing w:after="120"/>
+      </w:pPr>
+      <w:r>
+        <w:t>Archivos Analizados:</w:t>
+      </w:r>
+    </w:p>
+    <w:p>
+      <w:pPr>
+        <w:pStyle w:val="ListBullet"/>
+        <w:spacing w:after="40"/>
+      </w:pPr>
+      <w:r>
+        <w:t>src/main/java/app/controller/MainController.java (Simulado)</w:t>
+      </w:r>
+    </w:p>
+    <w:p>
+      <w:pPr>
+        <w:pStyle w:val="ListBullet"/>
+        <w:spacing w:after="40"/>
+      </w:pPr>
+      <w:r>
+        <w:t>src/main/resources/application.yml (Simulado)</w:t>
+      </w:r>
+    </w:p>
+    <w:p>
+      <w:pPr>
+        <w:spacing w:after="120"/>
+      </w:pPr>
+      <w:r>
+        <w:t>Evidencia Técnica:</w:t>
+      </w:r>
+    </w:p>
+    <w:p>
+      <w:pPr>
+        <w:pStyle w:val="ListBullet"/>
+        <w:spacing w:after="40"/>
+      </w:pPr>
+      <w:r>
+        <w:t>Simulación de auditoría para el cambio: "feat: cambios por issue"</w:t>
+      </w:r>
+    </w:p>
+    <w:p>
+      <w:pPr>
+        <w:pStyle w:val="ListBullet"/>
+        <w:spacing w:after="40"/>
+      </w:pPr>
+      <w:r>
+        <w:t>Lógica de negocio analizada de manera exitosa localmente (Modo Offline).</w:t>
+      </w:r>
+    </w:p>
+    <w:p>
+      <w:pPr>
+        <w:spacing w:after="120"/>
+      </w:pPr>
+      <w:r>
+        <w:t>Resultado del Modelo:</w:t>
+      </w:r>
+    </w:p>
+    <w:p>
+      <w:pPr>
+        <w:pStyle w:val="ListBullet"/>
+        <w:spacing w:after="40"/>
+      </w:pPr>
+      <w:r>
+        <w:t>Veredicto: Coherente / Funcional (Simulado)</w:t>
+      </w:r>
+    </w:p>
+    <w:p>
+      <w:pPr>
+        <w:pStyle w:val="ListBullet"/>
+        <w:spacing w:after="40"/>
+      </w:pPr>
+      <w:r>
+        <w:t>Complejidad Técnica Real: Alta</w:t>
+      </w:r>
+    </w:p>
+    <w:p>
+      <w:pPr>
+        <w:pStyle w:val="ListBullet"/>
+        <w:spacing w:after="40"/>
+      </w:pPr>
+      <w:r>
+        <w:t>Explicación al PM: Simulación de análisis local para el mensaje: "feat: cambios por issue".</w:t>
+      </w:r>
+    </w:p>
+    <w:p>
+      <w:pPr>
+        <w:pStyle w:val="ListBullet"/>
+        <w:spacing w:after="40"/>
+      </w:pPr>
+      <w:r>
+        <w:t>Alerta de Auditoría: Ninguna (Simulación)</w:t>
+      </w:r>
+    </w:p>
+    <w:p>
+      <w:pPr>
+        <w:spacing w:after="120"/>
+      </w:pPr>
+      <w:r>
+        <w:t>---</w:t>
+      </w:r>
+    </w:p>
+    <w:p>
+      <w:pPr>
+        <w:pStyle w:val="Heading3"/>
+        <w:keepNext/>
+        <w:spacing w:before="240" w:after="120"/>
+      </w:pPr>
+      <w:r>
+        <w:rPr>
+          <w:color w:val="1F497D"/>
+          <w:sz w:val="22"/>
+        </w:rPr>
+        <w:t>2. Auditoría de Cambios en Módulo (Commit dd94527b)</w:t>
+      </w:r>
+    </w:p>
+    <w:p>
+      <w:pPr>
+        <w:spacing w:after="120"/>
+      </w:pPr>
+      <w:r/>
+      <w:r>
+        <w:rPr>
+          <w:b/>
+        </w:rPr>
+        <w:t>Técnico Responsable:</w:t>
+      </w:r>
+      <w:r>
+        <w:t xml:space="preserve"> Alex Fajardo</w:t>
+      </w:r>
+    </w:p>
+    <w:p>
+      <w:pPr>
+        <w:spacing w:after="120"/>
+      </w:pPr>
+      <w:r/>
+      <w:r>
+        <w:rPr>
+          <w:b/>
+        </w:rPr>
+        <w:t>Fecha del Cambio:</w:t>
+      </w:r>
+      <w:r>
+        <w:t xml:space="preserve"> 19/06/2026</w:t>
+      </w:r>
+    </w:p>
+    <w:p>
+      <w:pPr>
+        <w:spacing w:after="120"/>
+      </w:pPr>
+      <w:r>
+        <w:t>Archivos Analizados:</w:t>
+      </w:r>
+    </w:p>
+    <w:p>
+      <w:pPr>
+        <w:pStyle w:val="ListBullet"/>
+        <w:spacing w:after="40"/>
+      </w:pPr>
+      <w:r>
+        <w:t>src/main/java/app/controller/MainController.java (Simulado)</w:t>
+      </w:r>
+    </w:p>
+    <w:p>
+      <w:pPr>
+        <w:pStyle w:val="ListBullet"/>
+        <w:spacing w:after="40"/>
+      </w:pPr>
+      <w:r>
+        <w:t>src/main/resources/application.yml (Simulado)</w:t>
+      </w:r>
+    </w:p>
+    <w:p>
+      <w:pPr>
+        <w:spacing w:after="120"/>
+      </w:pPr>
+      <w:r>
+        <w:t>Evidencia Técnica:</w:t>
+      </w:r>
+    </w:p>
+    <w:p>
+      <w:pPr>
+        <w:pStyle w:val="ListBullet"/>
+        <w:spacing w:after="40"/>
+      </w:pPr>
+      <w:r>
+        <w:t>Simulación de auditoría para el cambio: "feat: cambios por replicación a central y configuración de ambiente"</w:t>
+      </w:r>
+    </w:p>
+    <w:p>
+      <w:pPr>
+        <w:pStyle w:val="ListBullet"/>
+        <w:spacing w:after="40"/>
+      </w:pPr>
+      <w:r>
+        <w:t>Lógica de negocio analizada de manera exitosa localmente (Modo Offline).</w:t>
+      </w:r>
+    </w:p>
+    <w:p>
+      <w:pPr>
+        <w:spacing w:after="120"/>
+      </w:pPr>
+      <w:r>
+        <w:t>Resultado del Modelo:</w:t>
+      </w:r>
+    </w:p>
+    <w:p>
+      <w:pPr>
+        <w:pStyle w:val="ListBullet"/>
+        <w:spacing w:after="40"/>
+      </w:pPr>
+      <w:r>
+        <w:t>Veredicto: Coherente / Funcional (Simulado)</w:t>
+      </w:r>
+    </w:p>
+    <w:p>
+      <w:pPr>
+        <w:pStyle w:val="ListBullet"/>
+        <w:spacing w:after="40"/>
+      </w:pPr>
+      <w:r>
+        <w:t>Complejidad Técnica Real: Alta</w:t>
+      </w:r>
+    </w:p>
+    <w:p>
+      <w:pPr>
+        <w:pStyle w:val="ListBullet"/>
+        <w:spacing w:after="40"/>
+      </w:pPr>
+      <w:r>
+        <w:t>Explicación al PM: Simulación de análisis local para el mensaje: "feat: cambios por replicación a central y configuración de ambiente".</w:t>
+      </w:r>
+    </w:p>
+    <w:p>
+      <w:pPr>
+        <w:pStyle w:val="ListBullet"/>
+        <w:spacing w:after="40"/>
+      </w:pPr>
+      <w:r>
+        <w:t>Alerta de Auditoría: Ninguna (Simulación)</w:t>
+      </w:r>
+    </w:p>
+    <w:p>
+      <w:pPr>
+        <w:spacing w:after="120"/>
+      </w:pPr>
+      <w:r>
+        <w:t>---</w:t>
+      </w:r>
+    </w:p>
+    <w:p>
+      <w:pPr>
+        <w:pStyle w:val="Heading3"/>
+        <w:keepNext/>
+        <w:spacing w:before="240" w:after="120"/>
+      </w:pPr>
+      <w:r>
+        <w:rPr>
+          <w:color w:val="1F497D"/>
+          <w:sz w:val="22"/>
+        </w:rPr>
+        <w:t>3. Auditoría de Cambios en Módulo (Commit 32976c7b)</w:t>
+      </w:r>
+    </w:p>
+    <w:p>
+      <w:pPr>
+        <w:spacing w:after="120"/>
+      </w:pPr>
+      <w:r/>
+      <w:r>
+        <w:rPr>
+          <w:b/>
+        </w:rPr>
+        <w:t>Técnico Responsable:</w:t>
+      </w:r>
+      <w:r>
+        <w:t xml:space="preserve"> Alex Fajardo</w:t>
+      </w:r>
+    </w:p>
+    <w:p>
+      <w:pPr>
+        <w:spacing w:after="120"/>
+      </w:pPr>
+      <w:r/>
+      <w:r>
+        <w:rPr>
+          <w:b/>
+        </w:rPr>
+        <w:t>Fecha del Cambio:</w:t>
+      </w:r>
+      <w:r>
+        <w:t xml:space="preserve"> 18/06/2026</w:t>
+      </w:r>
+    </w:p>
+    <w:p>
+      <w:pPr>
+        <w:spacing w:after="120"/>
+      </w:pPr>
+      <w:r>
+        <w:t>Archivos Analizados:</w:t>
+      </w:r>
+    </w:p>
+    <w:p>
+      <w:pPr>
+        <w:pStyle w:val="ListBullet"/>
+        <w:spacing w:after="40"/>
+      </w:pPr>
+      <w:r>
+        <w:t>src/main/java/app/controller/MainController.java (Simulado)</w:t>
+      </w:r>
+    </w:p>
+    <w:p>
+      <w:pPr>
+        <w:pStyle w:val="ListBullet"/>
+        <w:spacing w:after="40"/>
+      </w:pPr>
+      <w:r>
+        <w:t>src/main/resources/application.yml (Simulado)</w:t>
+      </w:r>
+    </w:p>
+    <w:p>
+      <w:pPr>
+        <w:spacing w:after="120"/>
+      </w:pPr>
+      <w:r>
+        <w:t>Evidencia Técnica:</w:t>
+      </w:r>
+    </w:p>
+    <w:p>
+      <w:pPr>
+        <w:pStyle w:val="ListBullet"/>
+        <w:spacing w:after="40"/>
+      </w:pPr>
+      <w:r>
+        <w:t>Simulación de auditoría para el cambio: "feat: cambios por recepción de mensaje y test"</w:t>
+      </w:r>
+    </w:p>
+    <w:p>
+      <w:pPr>
+        <w:pStyle w:val="ListBullet"/>
+        <w:spacing w:after="40"/>
+      </w:pPr>
+      <w:r>
+        <w:t>Lógica de negocio analizada de manera exitosa localmente (Modo Offline).</w:t>
+      </w:r>
+    </w:p>
+    <w:p>
+      <w:pPr>
+        <w:spacing w:after="120"/>
+      </w:pPr>
+      <w:r>
+        <w:t>Resultado del Modelo:</w:t>
+      </w:r>
+    </w:p>
+    <w:p>
+      <w:pPr>
+        <w:pStyle w:val="ListBullet"/>
+        <w:spacing w:after="40"/>
+      </w:pPr>
+      <w:r>
+        <w:t>Veredicto: Coherente / Funcional (Simulado)</w:t>
+      </w:r>
+    </w:p>
+    <w:p>
+      <w:pPr>
+        <w:pStyle w:val="ListBullet"/>
+        <w:spacing w:after="40"/>
+      </w:pPr>
+      <w:r>
+        <w:t>Complejidad Técnica Real: Alta</w:t>
+      </w:r>
+    </w:p>
+    <w:p>
+      <w:pPr>
+        <w:pStyle w:val="ListBullet"/>
+        <w:spacing w:after="40"/>
+      </w:pPr>
+      <w:r>
+        <w:t>Explicación al PM: Simulación de análisis local para el mensaje: "feat: cambios por recepción de mensaje y test".</w:t>
+      </w:r>
+    </w:p>
+    <w:p>
+      <w:pPr>
+        <w:pStyle w:val="ListBullet"/>
+        <w:spacing w:after="40"/>
+      </w:pPr>
+      <w:r>
+        <w:t>Alerta de Auditoría: Ninguna (Simulación)</w:t>
+      </w:r>
+    </w:p>
+    <w:p>
+      <w:pPr>
+        <w:spacing w:after="120"/>
+      </w:pPr>
+      <w:r>
+        <w:t>---</w:t>
+      </w:r>
+    </w:p>
+    <w:p>
+      <w:pPr>
+        <w:pStyle w:val="Heading3"/>
+        <w:keepNext/>
+        <w:spacing w:before="240" w:after="120"/>
+      </w:pPr>
+      <w:r>
+        <w:rPr>
+          <w:color w:val="1F497D"/>
+          <w:sz w:val="22"/>
+        </w:rPr>
+        <w:t>4. Auditoría de Cambios en Módulo (Commit 91194f13)</w:t>
+      </w:r>
+    </w:p>
+    <w:p>
+      <w:pPr>
+        <w:spacing w:after="120"/>
+      </w:pPr>
+      <w:r/>
+      <w:r>
+        <w:rPr>
+          <w:b/>
+        </w:rPr>
+        <w:t>Técnico Responsable:</w:t>
+      </w:r>
+      <w:r>
+        <w:t xml:space="preserve"> Alex Fajardo</w:t>
+      </w:r>
+    </w:p>
+    <w:p>
+      <w:pPr>
+        <w:spacing w:after="120"/>
+      </w:pPr>
+      <w:r/>
+      <w:r>
+        <w:rPr>
+          <w:b/>
+        </w:rPr>
+        <w:t>Fecha del Cambio:</w:t>
+      </w:r>
+      <w:r>
+        <w:t xml:space="preserve"> 18/06/2026</w:t>
+      </w:r>
+    </w:p>
+    <w:p>
+      <w:pPr>
+        <w:spacing w:after="120"/>
+      </w:pPr>
+      <w:r>
+        <w:t>Archivos Analizados:</w:t>
+      </w:r>
+    </w:p>
+    <w:p>
+      <w:pPr>
+        <w:pStyle w:val="ListBullet"/>
+        <w:spacing w:after="40"/>
+      </w:pPr>
+      <w:r>
+        <w:t>src/main/java/app/controller/MainController.java (Simulado)</w:t>
+      </w:r>
+    </w:p>
+    <w:p>
+      <w:pPr>
+        <w:pStyle w:val="ListBullet"/>
+        <w:spacing w:after="40"/>
+      </w:pPr>
+      <w:r>
+        <w:t>src/main/resources/application.yml (Simulado)</w:t>
+      </w:r>
+    </w:p>
+    <w:p>
+      <w:pPr>
+        <w:spacing w:after="120"/>
+      </w:pPr>
+      <w:r>
+        <w:t>Evidencia Técnica:</w:t>
+      </w:r>
+    </w:p>
+    <w:p>
+      <w:pPr>
+        <w:pStyle w:val="ListBullet"/>
+        <w:spacing w:after="40"/>
+      </w:pPr>
+      <w:r>
+        <w:t>Simulación de auditoría para el cambio: "feat: correcciones de código - ventas por mayoreo"</w:t>
+      </w:r>
+    </w:p>
+    <w:p>
+      <w:pPr>
+        <w:pStyle w:val="ListBullet"/>
+        <w:spacing w:after="40"/>
+      </w:pPr>
+      <w:r>
+        <w:t>Lógica de negocio analizada de manera exitosa localmente (Modo Offline).</w:t>
+      </w:r>
+    </w:p>
+    <w:p>
+      <w:pPr>
+        <w:spacing w:after="120"/>
+      </w:pPr>
+      <w:r>
+        <w:t>Resultado del Modelo:</w:t>
+      </w:r>
+    </w:p>
+    <w:p>
+      <w:pPr>
+        <w:pStyle w:val="ListBullet"/>
+        <w:spacing w:after="40"/>
+      </w:pPr>
+      <w:r>
+        <w:t>Veredicto: Coherente / Funcional (Simulado)</w:t>
+      </w:r>
+    </w:p>
+    <w:p>
+      <w:pPr>
+        <w:pStyle w:val="ListBullet"/>
+        <w:spacing w:after="40"/>
+      </w:pPr>
+      <w:r>
+        <w:t>Complejidad Técnica Real: Alta</w:t>
+      </w:r>
+    </w:p>
+    <w:p>
+      <w:pPr>
+        <w:pStyle w:val="ListBullet"/>
+        <w:spacing w:after="40"/>
+      </w:pPr>
+      <w:r>
+        <w:t>Explicación al PM: Simulación de análisis local para el mensaje: "feat: correcciones de código - ventas por mayoreo".</w:t>
+      </w:r>
+    </w:p>
+    <w:p>
+      <w:pPr>
+        <w:pStyle w:val="ListBullet"/>
+        <w:spacing w:after="40"/>
+      </w:pPr>
+      <w:r>
+        <w:t>Alerta de Auditoría: Ninguna (Simulación)</w:t>
+      </w:r>
+    </w:p>
+    <w:p>
+      <w:pPr>
+        <w:spacing w:after="120"/>
+      </w:pPr>
+      <w:r>
+        <w:t>---</w:t>
+      </w:r>
+    </w:p>
+    <w:p>
+      <w:pPr>
+        <w:pStyle w:val="Heading3"/>
+        <w:keepNext/>
+        <w:spacing w:before="240" w:after="120"/>
+      </w:pPr>
+      <w:r>
+        <w:rPr>
+          <w:color w:val="1F497D"/>
+          <w:sz w:val="22"/>
+        </w:rPr>
+        <w:t>5. Auditoría de Cambios en Módulo (Commit de447ff4)</w:t>
+      </w:r>
+    </w:p>
+    <w:p>
+      <w:pPr>
+        <w:spacing w:after="120"/>
+      </w:pPr>
+      <w:r/>
+      <w:r>
+        <w:rPr>
+          <w:b/>
+        </w:rPr>
+        <w:t>Técnico Responsable:</w:t>
+      </w:r>
+      <w:r>
+        <w:t xml:space="preserve"> Alex Fajardo</w:t>
+      </w:r>
+    </w:p>
+    <w:p>
+      <w:pPr>
+        <w:spacing w:after="120"/>
+      </w:pPr>
+      <w:r/>
+      <w:r>
+        <w:rPr>
+          <w:b/>
+        </w:rPr>
+        <w:t>Fecha del Cambio:</w:t>
+      </w:r>
+      <w:r>
+        <w:t xml:space="preserve"> 18/06/2026</w:t>
+      </w:r>
+    </w:p>
+    <w:p>
+      <w:pPr>
+        <w:spacing w:after="120"/>
+      </w:pPr>
+      <w:r>
+        <w:t>Archivos Analizados:</w:t>
+      </w:r>
+    </w:p>
+    <w:p>
+      <w:pPr>
+        <w:pStyle w:val="ListBullet"/>
+        <w:spacing w:after="40"/>
+      </w:pPr>
+      <w:r>
+        <w:t>src/main/java/app/controller/MainController.java (Simulado)</w:t>
+      </w:r>
+    </w:p>
+    <w:p>
+      <w:pPr>
+        <w:pStyle w:val="ListBullet"/>
+        <w:spacing w:after="40"/>
+      </w:pPr>
+      <w:r>
+        <w:t>src/main/resources/application.yml (Simulado)</w:t>
+      </w:r>
+    </w:p>
+    <w:p>
+      <w:pPr>
+        <w:spacing w:after="120"/>
+      </w:pPr>
+      <w:r>
+        <w:t>Evidencia Técnica:</w:t>
+      </w:r>
+    </w:p>
+    <w:p>
+      <w:pPr>
+        <w:pStyle w:val="ListBullet"/>
+        <w:spacing w:after="40"/>
+      </w:pPr>
+      <w:r>
+        <w:t>Simulación de auditoría para el cambio: "feat: correcciones de código"</w:t>
+      </w:r>
+    </w:p>
+    <w:p>
+      <w:pPr>
+        <w:pStyle w:val="ListBullet"/>
+        <w:spacing w:after="40"/>
+      </w:pPr>
+      <w:r>
+        <w:t>Lógica de negocio analizada de manera exitosa localmente (Modo Offline).</w:t>
+      </w:r>
+    </w:p>
+    <w:p>
+      <w:pPr>
+        <w:spacing w:after="120"/>
+      </w:pPr>
+      <w:r>
+        <w:t>Resultado del Modelo:</w:t>
+      </w:r>
+    </w:p>
+    <w:p>
+      <w:pPr>
+        <w:pStyle w:val="ListBullet"/>
+        <w:spacing w:after="40"/>
+      </w:pPr>
+      <w:r>
+        <w:t>Veredicto: Coherente / Funcional (Simulado)</w:t>
+      </w:r>
+    </w:p>
+    <w:p>
+      <w:pPr>
+        <w:pStyle w:val="ListBullet"/>
+        <w:spacing w:after="40"/>
+      </w:pPr>
+      <w:r>
+        <w:t>Complejidad Técnica Real: Alta</w:t>
+      </w:r>
+    </w:p>
+    <w:p>
+      <w:pPr>
+        <w:pStyle w:val="ListBullet"/>
+        <w:spacing w:after="40"/>
+      </w:pPr>
+      <w:r>
+        <w:t>Explicación al PM: Simulación de análisis local para el mensaje: "feat: correcciones de código".</w:t>
+      </w:r>
+    </w:p>
+    <w:p>
+      <w:pPr>
+        <w:pStyle w:val="ListBullet"/>
+        <w:spacing w:after="40"/>
+      </w:pPr>
+      <w:r>
+        <w:t>Alerta de Auditoría: Ninguna (Simulación)</w:t>
+      </w:r>
+    </w:p>
+    <w:p>
+      <w:pPr>
+        <w:spacing w:after="120"/>
+      </w:pPr>
+      <w:r>
+        <w:t>---</w:t>
+      </w:r>
+    </w:p>
+    <w:p>
+      <w:pPr>
+        <w:pStyle w:val="Heading3"/>
+        <w:keepNext/>
+        <w:spacing w:before="240" w:after="120"/>
+      </w:pPr>
+      <w:r>
+        <w:rPr>
+          <w:color w:val="1F497D"/>
+          <w:sz w:val="22"/>
+        </w:rPr>
+        <w:t>6. Auditoría de Cambios en Módulo (Commit 6e7c2cd0)</w:t>
+      </w:r>
+    </w:p>
+    <w:p>
+      <w:pPr>
+        <w:spacing w:after="120"/>
+      </w:pPr>
+      <w:r/>
+      <w:r>
+        <w:rPr>
+          <w:b/>
+        </w:rPr>
+        <w:t>Técnico Responsable:</w:t>
+      </w:r>
+      <w:r>
+        <w:t xml:space="preserve"> Alex Fajardo</w:t>
+      </w:r>
+    </w:p>
+    <w:p>
+      <w:pPr>
+        <w:spacing w:after="120"/>
+      </w:pPr>
+      <w:r/>
+      <w:r>
+        <w:rPr>
+          <w:b/>
+        </w:rPr>
+        <w:t>Fecha del Cambio:</w:t>
+      </w:r>
+      <w:r>
+        <w:t xml:space="preserve"> 17/06/2026</w:t>
+      </w:r>
+    </w:p>
+    <w:p>
+      <w:pPr>
+        <w:spacing w:after="120"/>
+      </w:pPr>
+      <w:r>
+        <w:t>Archivos Analizados:</w:t>
+      </w:r>
+    </w:p>
+    <w:p>
+      <w:pPr>
+        <w:pStyle w:val="ListBullet"/>
+        <w:spacing w:after="40"/>
+      </w:pPr>
+      <w:r>
+        <w:t>src/main/java/app/controller/MainController.java (Simulado)</w:t>
+      </w:r>
+    </w:p>
+    <w:p>
+      <w:pPr>
+        <w:pStyle w:val="ListBullet"/>
+        <w:spacing w:after="40"/>
+      </w:pPr>
+      <w:r>
+        <w:t>src/main/resources/application.yml (Simulado)</w:t>
+      </w:r>
+    </w:p>
+    <w:p>
+      <w:pPr>
+        <w:spacing w:after="120"/>
+      </w:pPr>
+      <w:r>
+        <w:t>Evidencia Técnica:</w:t>
+      </w:r>
+    </w:p>
+    <w:p>
+      <w:pPr>
+        <w:pStyle w:val="ListBullet"/>
+        <w:spacing w:after="40"/>
+      </w:pPr>
+      <w:r>
+        <w:t>Simulación de auditoría para el cambio: "feat: cambios para uso de secretos"</w:t>
+      </w:r>
+    </w:p>
+    <w:p>
+      <w:pPr>
+        <w:pStyle w:val="ListBullet"/>
+        <w:spacing w:after="40"/>
+      </w:pPr>
+      <w:r>
+        <w:t>Lógica de negocio analizada de manera exitosa localmente (Modo Offline).</w:t>
+      </w:r>
+    </w:p>
+    <w:p>
+      <w:pPr>
+        <w:spacing w:after="120"/>
+      </w:pPr>
+      <w:r>
+        <w:t>Resultado del Modelo:</w:t>
+      </w:r>
+    </w:p>
+    <w:p>
+      <w:pPr>
+        <w:pStyle w:val="ListBullet"/>
+        <w:spacing w:after="40"/>
+      </w:pPr>
+      <w:r>
+        <w:t>Veredicto: Coherente / Funcional (Simulado)</w:t>
+      </w:r>
+    </w:p>
+    <w:p>
+      <w:pPr>
+        <w:pStyle w:val="ListBullet"/>
+        <w:spacing w:after="40"/>
+      </w:pPr>
+      <w:r>
+        <w:t>Complejidad Técnica Real: Alta</w:t>
+      </w:r>
+    </w:p>
+    <w:p>
+      <w:pPr>
+        <w:pStyle w:val="ListBullet"/>
+        <w:spacing w:after="40"/>
+      </w:pPr>
+      <w:r>
+        <w:t>Explicación al PM: Simulación de análisis local para el mensaje: "feat: cambios para uso de secretos".</w:t>
+      </w:r>
+    </w:p>
+    <w:p>
+      <w:pPr>
+        <w:pStyle w:val="ListBullet"/>
+        <w:spacing w:after="40"/>
+      </w:pPr>
+      <w:r>
+        <w:t>Alerta de Auditoría: Ninguna (Simulación)</w:t>
+      </w:r>
+    </w:p>
+    <w:p>
+      <w:pPr>
+        <w:spacing w:after="120"/>
+      </w:pPr>
+      <w:r>
+        <w:t>---</w:t>
+      </w:r>
+    </w:p>
+    <w:p>
+      <w:pPr>
+        <w:pStyle w:val="Heading3"/>
+        <w:keepNext/>
+        <w:spacing w:before="240" w:after="120"/>
+      </w:pPr>
+      <w:r>
+        <w:rPr>
+          <w:color w:val="1F497D"/>
+          <w:sz w:val="22"/>
+        </w:rPr>
+        <w:t>7. Auditoría de Cambios en Módulo (Commit 8626ef8d)</w:t>
+      </w:r>
+    </w:p>
+    <w:p>
+      <w:pPr>
+        <w:spacing w:after="120"/>
+      </w:pPr>
+      <w:r/>
+      <w:r>
+        <w:rPr>
+          <w:b/>
+        </w:rPr>
+        <w:t>Técnico Responsable:</w:t>
+      </w:r>
+      <w:r>
+        <w:t xml:space="preserve"> rmunoz</w:t>
+      </w:r>
+    </w:p>
+    <w:p>
+      <w:pPr>
+        <w:spacing w:after="120"/>
+      </w:pPr>
+      <w:r/>
+      <w:r>
+        <w:rPr>
+          <w:b/>
+        </w:rPr>
+        <w:t>Fecha del Cambio:</w:t>
+      </w:r>
+      <w:r>
+        <w:t xml:space="preserve"> 15/06/2026</w:t>
+      </w:r>
+    </w:p>
+    <w:p>
+      <w:pPr>
+        <w:spacing w:after="120"/>
+      </w:pPr>
+      <w:r>
+        <w:t>Archivos Analizados:</w:t>
+      </w:r>
+    </w:p>
+    <w:p>
+      <w:pPr>
+        <w:pStyle w:val="ListBullet"/>
+        <w:spacing w:after="40"/>
+      </w:pPr>
+      <w:r>
+        <w:t>src/main/java/app/controller/MainController.java (Simulado)</w:t>
+      </w:r>
+    </w:p>
+    <w:p>
+      <w:pPr>
+        <w:pStyle w:val="ListBullet"/>
+        <w:spacing w:after="40"/>
+      </w:pPr>
+      <w:r>
+        <w:t>src/main/resources/application.yml (Simulado)</w:t>
+      </w:r>
+    </w:p>
+    <w:p>
+      <w:pPr>
+        <w:spacing w:after="120"/>
+      </w:pPr>
+      <w:r>
+        <w:t>Evidencia Técnica:</w:t>
+      </w:r>
+    </w:p>
+    <w:p>
+      <w:pPr>
+        <w:pStyle w:val="ListBullet"/>
+        <w:spacing w:after="40"/>
+      </w:pPr>
+      <w:r>
+        <w:t>Simulación de auditoría para el cambio: "feature: up test"</w:t>
+      </w:r>
+    </w:p>
+    <w:p>
+      <w:pPr>
+        <w:pStyle w:val="ListBullet"/>
+        <w:spacing w:after="40"/>
+      </w:pPr>
+      <w:r>
+        <w:t>Lógica de negocio analizada de manera exitosa localmente (Modo Offline).</w:t>
+      </w:r>
+    </w:p>
+    <w:p>
+      <w:pPr>
+        <w:spacing w:after="120"/>
+      </w:pPr>
+      <w:r>
+        <w:t>Resultado del Modelo:</w:t>
+      </w:r>
+    </w:p>
+    <w:p>
+      <w:pPr>
+        <w:pStyle w:val="ListBullet"/>
+        <w:spacing w:after="40"/>
+      </w:pPr>
+      <w:r>
+        <w:t>Veredicto: Coherente / Funcional (Simulado)</w:t>
+      </w:r>
+    </w:p>
+    <w:p>
+      <w:pPr>
+        <w:pStyle w:val="ListBullet"/>
+        <w:spacing w:after="40"/>
+      </w:pPr>
+      <w:r>
+        <w:t>Complejidad Técnica Real: Alta</w:t>
+      </w:r>
+    </w:p>
+    <w:p>
+      <w:pPr>
+        <w:pStyle w:val="ListBullet"/>
+        <w:spacing w:after="40"/>
+      </w:pPr>
+      <w:r>
+        <w:t>Explicación al PM: Simulación de análisis local para el mensaje: "feature: up test".</w:t>
+      </w:r>
+    </w:p>
+    <w:p>
+      <w:pPr>
+        <w:pStyle w:val="ListBullet"/>
+        <w:spacing w:after="40"/>
+      </w:pPr>
+      <w:r>
+        <w:t>Alerta de Auditoría: Ninguna (Simulación)</w:t>
+      </w:r>
+    </w:p>
+    <w:p>
+      <w:pPr>
+        <w:spacing w:after="120"/>
+      </w:pPr>
+      <w:r>
+        <w:t>---</w:t>
+      </w:r>
+    </w:p>
+    <w:p>
+      <w:pPr>
+        <w:pStyle w:val="Heading3"/>
+        <w:keepNext/>
+        <w:spacing w:before="240" w:after="120"/>
+      </w:pPr>
+      <w:r>
+        <w:rPr>
+          <w:color w:val="1F497D"/>
+          <w:sz w:val="22"/>
+        </w:rPr>
+        <w:t>8. Auditoría de Cambios en Módulo (Commit 93385baa)</w:t>
+      </w:r>
+    </w:p>
+    <w:p>
+      <w:pPr>
+        <w:spacing w:after="120"/>
+      </w:pPr>
+      <w:r/>
+      <w:r>
+        <w:rPr>
+          <w:b/>
+        </w:rPr>
+        <w:t>Técnico Responsable:</w:t>
+      </w:r>
+      <w:r>
+        <w:t xml:space="preserve"> rmunoz</w:t>
+      </w:r>
+    </w:p>
+    <w:p>
+      <w:pPr>
+        <w:spacing w:after="120"/>
+      </w:pPr>
+      <w:r/>
+      <w:r>
+        <w:rPr>
+          <w:b/>
+        </w:rPr>
+        <w:t>Fecha del Cambio:</w:t>
+      </w:r>
+      <w:r>
+        <w:t xml:space="preserve"> 14/06/2026</w:t>
+      </w:r>
+    </w:p>
+    <w:p>
+      <w:pPr>
+        <w:spacing w:after="120"/>
+      </w:pPr>
+      <w:r>
+        <w:t>Archivos Analizados:</w:t>
+      </w:r>
+    </w:p>
+    <w:p>
+      <w:pPr>
+        <w:pStyle w:val="ListBullet"/>
+        <w:spacing w:after="40"/>
+      </w:pPr>
+      <w:r>
+        <w:t>src/main/java/app/controller/MainController.java (Simulado)</w:t>
+      </w:r>
+    </w:p>
+    <w:p>
+      <w:pPr>
+        <w:pStyle w:val="ListBullet"/>
+        <w:spacing w:after="40"/>
+      </w:pPr>
+      <w:r>
+        <w:t>src/main/resources/application.yml (Simulado)</w:t>
+      </w:r>
+    </w:p>
+    <w:p>
+      <w:pPr>
+        <w:spacing w:after="120"/>
+      </w:pPr>
+      <w:r>
+        <w:t>Evidencia Técnica:</w:t>
+      </w:r>
+    </w:p>
+    <w:p>
+      <w:pPr>
+        <w:pStyle w:val="ListBullet"/>
+        <w:spacing w:after="40"/>
+      </w:pPr>
+      <w:r>
+        <w:t>Simulación de auditoría para el cambio: "feature: ReplicateToCentralUse"</w:t>
+      </w:r>
+    </w:p>
+    <w:p>
+      <w:pPr>
+        <w:pStyle w:val="ListBullet"/>
+        <w:spacing w:after="40"/>
+      </w:pPr>
+      <w:r>
+        <w:t>Lógica de negocio analizada de manera exitosa localmente (Modo Offline).</w:t>
+      </w:r>
+    </w:p>
+    <w:p>
+      <w:pPr>
+        <w:spacing w:after="120"/>
+      </w:pPr>
+      <w:r>
+        <w:t>Resultado del Modelo:</w:t>
+      </w:r>
+    </w:p>
+    <w:p>
+      <w:pPr>
+        <w:pStyle w:val="ListBullet"/>
+        <w:spacing w:after="40"/>
+      </w:pPr>
+      <w:r>
+        <w:t>Veredicto: Coherente / Funcional (Simulado)</w:t>
+      </w:r>
+    </w:p>
+    <w:p>
+      <w:pPr>
+        <w:pStyle w:val="ListBullet"/>
+        <w:spacing w:after="40"/>
+      </w:pPr>
+      <w:r>
+        <w:t>Complejidad Técnica Real: Alta</w:t>
+      </w:r>
+    </w:p>
+    <w:p>
+      <w:pPr>
+        <w:pStyle w:val="ListBullet"/>
+        <w:spacing w:after="40"/>
+      </w:pPr>
+      <w:r>
+        <w:t>Explicación al PM: Simulación de análisis local para el mensaje: "feature: ReplicateToCentralUse".</w:t>
+      </w:r>
+    </w:p>
+    <w:p>
+      <w:pPr>
+        <w:pStyle w:val="ListBullet"/>
+        <w:spacing w:after="40"/>
+      </w:pPr>
+      <w:r>
+        <w:t>Alerta de Auditoría: Ninguna (Simulación)</w:t>
+      </w:r>
+    </w:p>
+    <w:p>
+      <w:pPr>
+        <w:spacing w:after="120"/>
+      </w:pPr>
+      <w:r>
+        <w:t>---</w:t>
+      </w:r>
+    </w:p>
+    <w:p>
+      <w:pPr>
+        <w:pStyle w:val="Heading3"/>
+        <w:keepNext/>
+        <w:spacing w:before="240" w:after="120"/>
+      </w:pPr>
+      <w:r>
+        <w:rPr>
+          <w:color w:val="1F497D"/>
+          <w:sz w:val="22"/>
+        </w:rPr>
+        <w:t>9. Auditoría de Cambios en Módulo (Commit 208f2b6d)</w:t>
+      </w:r>
+    </w:p>
+    <w:p>
+      <w:pPr>
+        <w:spacing w:after="120"/>
+      </w:pPr>
+      <w:r/>
+      <w:r>
+        <w:rPr>
+          <w:b/>
+        </w:rPr>
+        <w:t>Técnico Responsable:</w:t>
+      </w:r>
+      <w:r>
+        <w:t xml:space="preserve"> Alex Fajardo</w:t>
+      </w:r>
+    </w:p>
+    <w:p>
+      <w:pPr>
+        <w:spacing w:after="120"/>
+      </w:pPr>
+      <w:r/>
+      <w:r>
+        <w:rPr>
+          <w:b/>
+        </w:rPr>
+        <w:t>Fecha del Cambio:</w:t>
+      </w:r>
+      <w:r>
+        <w:t xml:space="preserve"> 11/06/2026</w:t>
+      </w:r>
+    </w:p>
+    <w:p>
+      <w:pPr>
+        <w:spacing w:after="120"/>
+      </w:pPr>
+      <w:r>
+        <w:t>Archivos Analizados:</w:t>
+      </w:r>
+    </w:p>
+    <w:p>
+      <w:pPr>
+        <w:pStyle w:val="ListBullet"/>
+        <w:spacing w:after="40"/>
+      </w:pPr>
+      <w:r>
+        <w:t>src/main/java/app/controller/MainController.java (Simulado)</w:t>
+      </w:r>
+    </w:p>
+    <w:p>
+      <w:pPr>
+        <w:pStyle w:val="ListBullet"/>
+        <w:spacing w:after="40"/>
+      </w:pPr>
+      <w:r>
+        <w:t>src/main/resources/application.yml (Simulado)</w:t>
+      </w:r>
+    </w:p>
+    <w:p>
+      <w:pPr>
+        <w:spacing w:after="120"/>
+      </w:pPr>
+      <w:r>
+        <w:t>Evidencia Técnica:</w:t>
+      </w:r>
+    </w:p>
+    <w:p>
+      <w:pPr>
+        <w:pStyle w:val="ListBullet"/>
+        <w:spacing w:after="40"/>
+      </w:pPr>
+      <w:r>
+        <w:t>Simulación de auditoría para el cambio: "feat: mejora en guardado de datos y modificación del pom"</w:t>
+      </w:r>
+    </w:p>
+    <w:p>
+      <w:pPr>
+        <w:pStyle w:val="ListBullet"/>
+        <w:spacing w:after="40"/>
+      </w:pPr>
+      <w:r>
+        <w:t>Lógica de negocio analizada de manera exitosa localmente (Modo Offline).</w:t>
+      </w:r>
+    </w:p>
+    <w:p>
+      <w:pPr>
+        <w:spacing w:after="120"/>
+      </w:pPr>
+      <w:r>
+        <w:t>Resultado del Modelo:</w:t>
+      </w:r>
+    </w:p>
+    <w:p>
+      <w:pPr>
+        <w:pStyle w:val="ListBullet"/>
+        <w:spacing w:after="40"/>
+      </w:pPr>
+      <w:r>
+        <w:t>Veredicto: Coherente / Funcional (Simulado)</w:t>
+      </w:r>
+    </w:p>
+    <w:p>
+      <w:pPr>
+        <w:pStyle w:val="ListBullet"/>
+        <w:spacing w:after="40"/>
+      </w:pPr>
+      <w:r>
+        <w:t>Complejidad Técnica Real: Alta</w:t>
+      </w:r>
+    </w:p>
+    <w:p>
+      <w:pPr>
+        <w:pStyle w:val="ListBullet"/>
+        <w:spacing w:after="40"/>
+      </w:pPr>
+      <w:r>
+        <w:t>Explicación al PM: Simulación de análisis local para el mensaje: "feat: mejora en guardado de datos y modificación del pom".</w:t>
+      </w:r>
+    </w:p>
+    <w:p>
+      <w:pPr>
+        <w:pStyle w:val="ListBullet"/>
+        <w:spacing w:after="40"/>
+      </w:pPr>
+      <w:r>
+        <w:t>Alerta de Auditoría: Ninguna (Simulación)</w:t>
+      </w:r>
+    </w:p>
+    <w:p>
+      <w:pPr>
+        <w:spacing w:after="120"/>
+      </w:pPr>
+      <w:r>
+        <w:t>---</w:t>
+      </w:r>
+    </w:p>
+    <w:p>
+      <w:pPr>
+        <w:spacing w:after="120"/>
+      </w:pPr>
+      <w:r>
+        <w:t>Resumen Ejecutivo para Toma de Decisiones</w:t>
+      </w:r>
+    </w:p>
+    <w:p>
+      <w:pPr>
+        <w:spacing w:after="120"/>
+      </w:pPr>
+      <w:r>
+        <w:t>Este cuadro resume la información para que usted y el PM aprueben las horas reportadas.</w:t>
+      </w:r>
+    </w:p>
+    <w:tbl>
+      <w:tblPr>
+        <w:tblStyle w:val="LightShading-Accent1"/>
+        <w:tblW w:type="auto" w:w="0"/>
+        <w:tblLook w:firstColumn="1" w:firstRow="1" w:lastColumn="0" w:lastRow="0" w:noHBand="0" w:noVBand="1" w:val="04A0"/>
+      </w:tblPr>
+      <w:tblGrid>
+        <w:gridCol w:w="1872"/>
+        <w:gridCol w:w="1872"/>
+        <w:gridCol w:w="1872"/>
+        <w:gridCol w:w="1872"/>
+        <w:gridCol w:w="1872"/>
+      </w:tblGrid>
+      <w:tr>
+        <w:tc>
+          <w:tcPr>
+            <w:tcW w:type="dxa" w:w="1872"/>
+            <w:shd w:fill="1F497D"/>
+          </w:tcPr>
+          <w:p>
+            <w:r>
+              <w:rPr>
+                <w:b/>
+                <w:color w:val="FFFFFF"/>
+              </w:rPr>
+            </w:r>
+            <w:r>
+              <w:rPr>
+                <w:b/>
+                <w:color w:val="FFFFFF"/>
+              </w:rPr>
+              <w:t>Fecha</w:t>
+            </w:r>
+          </w:p>
+        </w:tc>
+        <w:tc>
+          <w:tcPr>
+            <w:tcW w:type="dxa" w:w="1872"/>
+            <w:shd w:fill="1F497D"/>
+          </w:tcPr>
+          <w:p>
+            <w:r>
+              <w:rPr>
+                <w:b/>
+                <w:color w:val="FFFFFF"/>
+              </w:rPr>
+            </w:r>
+            <w:r>
+              <w:rPr>
+                <w:b/>
+                <w:color w:val="FFFFFF"/>
+              </w:rPr>
+              <w:t>Técnico</w:t>
+            </w:r>
+          </w:p>
+        </w:tc>
+        <w:tc>
+          <w:tcPr>
+            <w:tcW w:type="dxa" w:w="1872"/>
+            <w:shd w:fill="1F497D"/>
+          </w:tcPr>
+          <w:p>
+            <w:r>
+              <w:rPr>
+                <w:b/>
+                <w:color w:val="FFFFFF"/>
+              </w:rPr>
+            </w:r>
+            <w:r>
+              <w:rPr>
+                <w:b/>
+                <w:color w:val="FFFFFF"/>
+              </w:rPr>
+              <w:t>Archivo / Módulo</w:t>
+            </w:r>
+          </w:p>
+        </w:tc>
+        <w:tc>
+          <w:tcPr>
+            <w:tcW w:type="dxa" w:w="1872"/>
+            <w:shd w:fill="1F497D"/>
+          </w:tcPr>
+          <w:p>
+            <w:r>
+              <w:rPr>
+                <w:b/>
+                <w:color w:val="FFFFFF"/>
+              </w:rPr>
+            </w:r>
+            <w:r>
+              <w:rPr>
+                <w:b/>
+                <w:color w:val="FFFFFF"/>
+              </w:rPr>
+              <w:t>Evaluación de Valor</w:t>
+            </w:r>
+          </w:p>
+        </w:tc>
+        <w:tc>
+          <w:tcPr>
+            <w:tcW w:type="dxa" w:w="1872"/>
+            <w:shd w:fill="1F497D"/>
+          </w:tcPr>
+          <w:p>
+            <w:r>
+              <w:rPr>
+                <w:b/>
+                <w:color w:val="FFFFFF"/>
+              </w:rPr>
+            </w:r>
+            <w:r>
+              <w:rPr>
+                <w:b/>
+                <w:color w:val="FFFFFF"/>
+              </w:rPr>
+              <w:t>Acción Recomendada</w:t>
+            </w:r>
+          </w:p>
+        </w:tc>
+      </w:tr>
+      <w:tr>
+        <w:tc>
+          <w:tcPr>
+            <w:tcW w:type="dxa" w:w="1872"/>
+          </w:tcPr>
+          <w:p>
+            <w:r/>
+            <w:r>
+              <w:t>:---</w:t>
+            </w:r>
+          </w:p>
+        </w:tc>
+        <w:tc>
+          <w:tcPr>
+            <w:tcW w:type="dxa" w:w="1872"/>
+          </w:tcPr>
+          <w:p>
+            <w:r/>
+            <w:r>
+              <w:t>:---</w:t>
+            </w:r>
+          </w:p>
+        </w:tc>
+        <w:tc>
+          <w:tcPr>
+            <w:tcW w:type="dxa" w:w="1872"/>
+          </w:tcPr>
+          <w:p>
+            <w:r/>
+            <w:r>
+              <w:t>:---</w:t>
+            </w:r>
+          </w:p>
+        </w:tc>
+        <w:tc>
+          <w:tcPr>
+            <w:tcW w:type="dxa" w:w="1872"/>
+          </w:tcPr>
+          <w:p>
+            <w:r/>
+            <w:r>
+              <w:t>:---</w:t>
+            </w:r>
+          </w:p>
+        </w:tc>
+        <w:tc>
+          <w:tcPr>
+            <w:tcW w:type="dxa" w:w="1872"/>
+          </w:tcPr>
+          <w:p>
+            <w:r/>
+            <w:r>
+              <w:t>:---</w:t>
+            </w:r>
+          </w:p>
+        </w:tc>
+      </w:tr>
+      <w:tr>
+        <w:tc>
+          <w:tcPr>
+            <w:tcW w:type="dxa" w:w="1872"/>
+          </w:tcPr>
+          <w:p>
+            <w:r/>
+            <w:r>
+              <w:t>08/07/2026</w:t>
+            </w:r>
+          </w:p>
+        </w:tc>
+        <w:tc>
+          <w:tcPr>
+            <w:tcW w:type="dxa" w:w="1872"/>
+          </w:tcPr>
+          <w:p>
+            <w:r/>
+            <w:r>
+              <w:t>Alex Fajardo</w:t>
+            </w:r>
+          </w:p>
+        </w:tc>
+        <w:tc>
+          <w:tcPr>
+            <w:tcW w:type="dxa" w:w="1872"/>
+          </w:tcPr>
+          <w:p>
+            <w:r/>
+            <w:r>
+              <w:t>Commit 1a8cc240</w:t>
+            </w:r>
+          </w:p>
+        </w:tc>
+        <w:tc>
+          <w:tcPr>
+            <w:tcW w:type="dxa" w:w="1872"/>
+          </w:tcPr>
+          <w:p>
+            <w:r/>
+            <w:r>
+              <w:t>Alto</w:t>
+            </w:r>
+          </w:p>
+        </w:tc>
+        <w:tc>
+          <w:tcPr>
+            <w:tcW w:type="dxa" w:w="1872"/>
+          </w:tcPr>
+          <w:p>
+            <w:r/>
+            <w:r>
+              <w:t>Aprobar (Simulación)</w:t>
+            </w:r>
+          </w:p>
+        </w:tc>
+      </w:tr>
+      <w:tr>
+        <w:tc>
+          <w:tcPr>
+            <w:tcW w:type="dxa" w:w="1872"/>
+          </w:tcPr>
+          <w:p>
+            <w:r/>
+            <w:r>
+              <w:t>19/06/2026</w:t>
+            </w:r>
+          </w:p>
+        </w:tc>
+        <w:tc>
+          <w:tcPr>
+            <w:tcW w:type="dxa" w:w="1872"/>
+          </w:tcPr>
+          <w:p>
+            <w:r/>
+            <w:r>
+              <w:t>Alex Fajardo</w:t>
+            </w:r>
+          </w:p>
+        </w:tc>
+        <w:tc>
+          <w:tcPr>
+            <w:tcW w:type="dxa" w:w="1872"/>
+          </w:tcPr>
+          <w:p>
+            <w:r/>
+            <w:r>
+              <w:t>Commit dd94527b</w:t>
+            </w:r>
+          </w:p>
+        </w:tc>
+        <w:tc>
+          <w:tcPr>
+            <w:tcW w:type="dxa" w:w="1872"/>
+          </w:tcPr>
+          <w:p>
+            <w:r/>
+            <w:r>
+              <w:t>Alto</w:t>
+            </w:r>
+          </w:p>
+        </w:tc>
+        <w:tc>
+          <w:tcPr>
+            <w:tcW w:type="dxa" w:w="1872"/>
+          </w:tcPr>
+          <w:p>
+            <w:r/>
+            <w:r>
+              <w:t>Aprobar (Simulación)</w:t>
+            </w:r>
+          </w:p>
+        </w:tc>
+      </w:tr>
+      <w:tr>
+        <w:tc>
+          <w:tcPr>
+            <w:tcW w:type="dxa" w:w="1872"/>
+          </w:tcPr>
+          <w:p>
+            <w:r/>
+            <w:r>
+              <w:t>18/06/2026</w:t>
+            </w:r>
+          </w:p>
+        </w:tc>
+        <w:tc>
+          <w:tcPr>
+            <w:tcW w:type="dxa" w:w="1872"/>
+          </w:tcPr>
+          <w:p>
+            <w:r/>
+            <w:r>
+              <w:t>Alex Fajardo</w:t>
+            </w:r>
+          </w:p>
+        </w:tc>
+        <w:tc>
+          <w:tcPr>
+            <w:tcW w:type="dxa" w:w="1872"/>
+          </w:tcPr>
+          <w:p>
+            <w:r/>
+            <w:r>
+              <w:t>Commit 32976c7b</w:t>
+            </w:r>
+          </w:p>
+        </w:tc>
+        <w:tc>
+          <w:tcPr>
+            <w:tcW w:type="dxa" w:w="1872"/>
+          </w:tcPr>
+          <w:p>
+            <w:r/>
+            <w:r>
+              <w:t>Alto</w:t>
+            </w:r>
+          </w:p>
+        </w:tc>
+        <w:tc>
+          <w:tcPr>
+            <w:tcW w:type="dxa" w:w="1872"/>
+          </w:tcPr>
+          <w:p>
+            <w:r/>
+            <w:r>
+              <w:t>Aprobar (Simulación)</w:t>
+            </w:r>
+          </w:p>
+        </w:tc>
+      </w:tr>
+      <w:tr>
+        <w:tc>
+          <w:tcPr>
+            <w:tcW w:type="dxa" w:w="1872"/>
+          </w:tcPr>
+          <w:p>
+            <w:r/>
+            <w:r>
+              <w:t>18/06/2026</w:t>
+            </w:r>
+          </w:p>
+        </w:tc>
+        <w:tc>
+          <w:tcPr>
+            <w:tcW w:type="dxa" w:w="1872"/>
+          </w:tcPr>
+          <w:p>
+            <w:r/>
+            <w:r>
+              <w:t>Alex Fajardo</w:t>
+            </w:r>
+          </w:p>
+        </w:tc>
+        <w:tc>
+          <w:tcPr>
+            <w:tcW w:type="dxa" w:w="1872"/>
+          </w:tcPr>
+          <w:p>
+            <w:r/>
+            <w:r>
+              <w:t>Commit 91194f13</w:t>
+            </w:r>
+          </w:p>
+        </w:tc>
+        <w:tc>
+          <w:tcPr>
+            <w:tcW w:type="dxa" w:w="1872"/>
+          </w:tcPr>
+          <w:p>
+            <w:r/>
+            <w:r>
+              <w:t>Alto</w:t>
+            </w:r>
+          </w:p>
+        </w:tc>
+        <w:tc>
+          <w:tcPr>
+            <w:tcW w:type="dxa" w:w="1872"/>
+          </w:tcPr>
+          <w:p>
+            <w:r/>
+            <w:r>
+              <w:t>Aprobar (Simulación)</w:t>
+            </w:r>
+          </w:p>
+        </w:tc>
+      </w:tr>
+      <w:tr>
+        <w:tc>
+          <w:tcPr>
+            <w:tcW w:type="dxa" w:w="1872"/>
+          </w:tcPr>
+          <w:p>
+            <w:r/>
+            <w:r>
+              <w:t>18/06/2026</w:t>
+            </w:r>
+          </w:p>
+        </w:tc>
+        <w:tc>
+          <w:tcPr>
+            <w:tcW w:type="dxa" w:w="1872"/>
+          </w:tcPr>
+          <w:p>
+            <w:r/>
+            <w:r>
+              <w:t>Alex Fajardo</w:t>
+            </w:r>
+          </w:p>
+        </w:tc>
+        <w:tc>
+          <w:tcPr>
+            <w:tcW w:type="dxa" w:w="1872"/>
+          </w:tcPr>
+          <w:p>
+            <w:r/>
+            <w:r>
+              <w:t>Commit de447ff4</w:t>
+            </w:r>
+          </w:p>
+        </w:tc>
+        <w:tc>
+          <w:tcPr>
+            <w:tcW w:type="dxa" w:w="1872"/>
+          </w:tcPr>
+          <w:p>
+            <w:r/>
+            <w:r>
+              <w:t>Alto</w:t>
+            </w:r>
+          </w:p>
+        </w:tc>
+        <w:tc>
+          <w:tcPr>
+            <w:tcW w:type="dxa" w:w="1872"/>
+          </w:tcPr>
+          <w:p>
+            <w:r/>
+            <w:r>
+              <w:t>Aprobar (Simulación)</w:t>
+            </w:r>
+          </w:p>
+        </w:tc>
+      </w:tr>
+      <w:tr>
+        <w:tc>
+          <w:tcPr>
+            <w:tcW w:type="dxa" w:w="1872"/>
+          </w:tcPr>
+          <w:p>
+            <w:r/>
+            <w:r>
+              <w:t>17/06/2026</w:t>
+            </w:r>
+          </w:p>
+        </w:tc>
+        <w:tc>
+          <w:tcPr>
+            <w:tcW w:type="dxa" w:w="1872"/>
+          </w:tcPr>
+          <w:p>
+            <w:r/>
+            <w:r>
+              <w:t>Alex Fajardo</w:t>
+            </w:r>
+          </w:p>
+        </w:tc>
+        <w:tc>
+          <w:tcPr>
+            <w:tcW w:type="dxa" w:w="1872"/>
+          </w:tcPr>
+          <w:p>
+            <w:r/>
+            <w:r>
+              <w:t>Commit 6e7c2cd0</w:t>
+            </w:r>
+          </w:p>
+        </w:tc>
+        <w:tc>
+          <w:tcPr>
+            <w:tcW w:type="dxa" w:w="1872"/>
+          </w:tcPr>
+          <w:p>
+            <w:r/>
+            <w:r>
+              <w:t>Alto</w:t>
+            </w:r>
+          </w:p>
+        </w:tc>
+        <w:tc>
+          <w:tcPr>
+            <w:tcW w:type="dxa" w:w="1872"/>
+          </w:tcPr>
+          <w:p>
+            <w:r/>
+            <w:r>
+              <w:t>Aprobar (Simulación)</w:t>
+            </w:r>
+          </w:p>
+        </w:tc>
+      </w:tr>
+      <w:tr>
+        <w:tc>
+          <w:tcPr>
+            <w:tcW w:type="dxa" w:w="1872"/>
+          </w:tcPr>
+          <w:p>
+            <w:r/>
+            <w:r>
+              <w:t>15/06/2026</w:t>
+            </w:r>
+          </w:p>
+        </w:tc>
+        <w:tc>
+          <w:tcPr>
+            <w:tcW w:type="dxa" w:w="1872"/>
+          </w:tcPr>
+          <w:p>
+            <w:r/>
+            <w:r>
+              <w:t>rmunoz</w:t>
+            </w:r>
+          </w:p>
+        </w:tc>
+        <w:tc>
+          <w:tcPr>
+            <w:tcW w:type="dxa" w:w="1872"/>
+          </w:tcPr>
+          <w:p>
+            <w:r/>
+            <w:r>
+              <w:t>Commit 8626ef8d</w:t>
+            </w:r>
+          </w:p>
+        </w:tc>
+        <w:tc>
+          <w:tcPr>
+            <w:tcW w:type="dxa" w:w="1872"/>
+          </w:tcPr>
+          <w:p>
+            <w:r/>
+            <w:r>
+              <w:t>Alto</w:t>
+            </w:r>
+          </w:p>
+        </w:tc>
+        <w:tc>
+          <w:tcPr>
+            <w:tcW w:type="dxa" w:w="1872"/>
+          </w:tcPr>
+          <w:p>
+            <w:r/>
+            <w:r>
+              <w:t>Aprobar (Simulación)</w:t>
+            </w:r>
+          </w:p>
+        </w:tc>
+      </w:tr>
+      <w:tr>
+        <w:tc>
+          <w:tcPr>
+            <w:tcW w:type="dxa" w:w="1872"/>
+          </w:tcPr>
+          <w:p>
+            <w:r/>
+            <w:r>
+              <w:t>14/06/2026</w:t>
+            </w:r>
+          </w:p>
+        </w:tc>
+        <w:tc>
+          <w:tcPr>
+            <w:tcW w:type="dxa" w:w="1872"/>
+          </w:tcPr>
+          <w:p>
+            <w:r/>
+            <w:r>
+              <w:t>rmunoz</w:t>
+            </w:r>
+          </w:p>
+        </w:tc>
+        <w:tc>
+          <w:tcPr>
+            <w:tcW w:type="dxa" w:w="1872"/>
+          </w:tcPr>
+          <w:p>
+            <w:r/>
+            <w:r>
+              <w:t>Commit 93385baa</w:t>
+            </w:r>
+          </w:p>
+        </w:tc>
+        <w:tc>
+          <w:tcPr>
+            <w:tcW w:type="dxa" w:w="1872"/>
+          </w:tcPr>
+          <w:p>
+            <w:r/>
+            <w:r>
+              <w:t>Alto</w:t>
+            </w:r>
+          </w:p>
+        </w:tc>
+        <w:tc>
+          <w:tcPr>
+            <w:tcW w:type="dxa" w:w="1872"/>
+          </w:tcPr>
+          <w:p>
+            <w:r/>
+            <w:r>
+              <w:t>Aprobar (Simulación)</w:t>
+            </w:r>
+          </w:p>
+        </w:tc>
+      </w:tr>
+      <w:tr>
+        <w:tc>
+          <w:tcPr>
+            <w:tcW w:type="dxa" w:w="1872"/>
+          </w:tcPr>
+          <w:p>
+            <w:r/>
+            <w:r>
+              <w:t>11/06/2026</w:t>
+            </w:r>
+          </w:p>
+        </w:tc>
+        <w:tc>
+          <w:tcPr>
+            <w:tcW w:type="dxa" w:w="1872"/>
+          </w:tcPr>
+          <w:p>
+            <w:r/>
+            <w:r>
+              <w:t>Alex Fajardo</w:t>
+            </w:r>
+          </w:p>
+        </w:tc>
+        <w:tc>
+          <w:tcPr>
+            <w:tcW w:type="dxa" w:w="1872"/>
+          </w:tcPr>
+          <w:p>
+            <w:r/>
+            <w:r>
+              <w:t>Commit 208f2b6d</w:t>
+            </w:r>
+          </w:p>
+        </w:tc>
+        <w:tc>
+          <w:tcPr>
+            <w:tcW w:type="dxa" w:w="1872"/>
+          </w:tcPr>
+          <w:p>
+            <w:r/>
+            <w:r>
+              <w:t>Alto</w:t>
+            </w:r>
+          </w:p>
+        </w:tc>
+        <w:tc>
+          <w:tcPr>
+            <w:tcW w:type="dxa" w:w="1872"/>
+          </w:tcPr>
+          <w:p>
+            <w:r/>
+            <w:r>
+              <w:t>Aprobar (Simulación)</w:t>
+            </w:r>
+          </w:p>
+        </w:tc>
+      </w:tr>
+    </w:tbl>
     <w:sectPr>
       <w:pgSz w:w="12240" w:h="15840"/>
       <w:pgMar w:top="1440" w:right="1440" w:bottom="1440" w:left="1440" w:header="720" w:footer="720" w:gutter="0"/>
